--- a/testakten/lobbyregister-dublin-bank-frankfurt-branch/27_registerexport_diff_dublin.docx
+++ b/testakten/lobbyregister-dublin-bank-frankfurt-branch/27_registerexport_diff_dublin.docx
@@ -1529,14 +1529,10 @@
         <w:pStyle w:val="ListNumber"/>
       </w:pPr>
       <w:r>
-        <w:t xml:space="preserve">Die API-Antwort zeigt eine </w:t>
+        <w:t>Die API-Antwort enthält lediglich eine gekürzte Abruf-URL. Die PDF-/Kodex-URL des Registereintrags ist beim nächsten Abruf mit der Unternehmensseite abzugleichen.</w:t>
       </w:r>
-      <w:r>
-        <w:t>example.invalid</w:t>
-      </w:r>
-      <w:r>
-        <w:t>-URL aus dem Exportbeispiel. In einer echten Akte müsste die PDF-/Kodex-URL aus dem Register oder der Unternehmensseite geprüft werden.</w:t>
-      </w:r>
+      <w:r/>
+      <w:r/>
     </w:p>
     <w:p>
       <w:pPr>
